--- a/Headless_Task-Grounded_Pick-and-Sort-and-Place_in_Gazebo/doc/FOUR_OBJECT_SORTING_SPECIFICATION.docx
+++ b/Headless_Task-Grounded_Pick-and-Sort-and-Place_in_Gazebo/doc/FOUR_OBJECT_SORTING_SPECIFICATION.docx
@@ -41924,7 +41924,7 @@
         <w:t xml:space="preserve">read back</w:t>
       </w:r>
       <w:r>
-        <w:t xml:space="preserve"> after the first controller update of every action period: the gripper's six commands in the controller manager's introspection must equal the command sent exactly, the arm's trajectory must give the points sent at its first, middle and second-to-last point (</w:t>
+        <w:t xml:space="preserve"> after the first controller update of every action period: the gripper's six commands in the controller manager's introspection must equal the command sent exactly, the arm command at the controller update landing on each of a chunk's 50 waypoints must equal that waypoint exactly. No controller service is ever called once the run is locked (30/10: </w:t>
       </w:r>
       <w:r>
         <w:rPr>
@@ -41933,7 +41933,7 @@
         <w:t xml:space="preserve">query_state</w:t>
       </w:r>
       <w:r>
-        <w:t xml:space="preserve">). The joint state the policy reads comes from Gazebo itself (state request to the reset plugin, with Gazebo's simulation time). Images are used only when stamped exactly on the current tick. A missing or different read-back stops the run with an error.</w:t>
+        <w:t xml:space="preserve"> moved the arm controller's search index and sent the arm to each chunk's last point). Every piece runs in a freshly started server from its own start snapshot, in a batch exactly as in a repeat, and must pass a tracking acceptance check against the free-running batch (waypoint tracking error median ≤ 2°, no joint at ≥ 3.0 rad/s). The joint state the policy reads comes from Gazebo itself (state request to the reset plugin, with Gazebo's simulation time). Images are used only when stamped exactly on the current tick. A missing or different read-back stops the run with an error.</w:t>
       </w:r>
     </w:p>
     <w:p>
@@ -42020,16 +42020,16 @@
         <w:t xml:space="preserve">Test A</w:t>
       </w:r>
       <w:r>
-        <w:t xml:space="preserve"> (first half done): A1 ran the four pieces of seed 17 step-locked on 2026-10-29, 16:29–18:50, with no stop (no failed read-back, no stamp failure). A2, the recompute from A1's snapshots, started 2026-10-30 at 13:17 (about 2 h 20 min); then </w:t>
+        <w:t xml:space="preserve"> (not passed): A1 (29/10) and A2 (30/10, 13:17–15:56) had no read-back stop, but only the red cube was identical; the yellow box, the green cylinder and the blue cube parted at step 52, and the arm motion of every step-locked run so far was corrupted by </w:t>
       </w:r>
       <w:r>
         <w:rPr>
           <w:rStyle w:val="VerbatimChar"/>
         </w:rPr>
-        <w:t xml:space="preserve">compare_runs.py</w:t>
-      </w:r>
-      <w:r>
-        <w:t xml:space="preserve">. If a piece differs: report the first differing step and quantity, fix that source, run again.</w:t>
+        <w:t xml:space="preserve">query_state</w:t>
+      </w:r>
+      <w:r>
+        <w:t xml:space="preserve"> (invalid as policy evaluations; their determinism conclusions stand). Replays of the yellow box's actions: the same server twice parts at step 5; two fresh servers part at step 4 (a finger joint's velocity); with ASLR off: pending. Next: rerun A1 and A2 in fresh-server mode with the passive read-back; pass = every piece identical and accepted by the tracking check.</w:t>
       </w:r>
     </w:p>
     <w:p>
@@ -42045,10 +42045,28 @@
           <w:b/>
           <w:bCs/>
         </w:rPr>
-        <w:t xml:space="preserve">Two refinements before the batch:</w:t>
-      </w:r>
-      <w:r>
-        <w:t xml:space="preserve"> restart a piece automatically from its start snapshot after a handshake or stamp stop, at most 3 times, each restart logged and required to reproduce the same fingerprint; store every piece's start snapshot permanently with the batch results.</w:t>
+        <w:t xml:space="preserve">Done 30/10:</w:t>
+      </w:r>
+      <w:r>
+        <w:t xml:space="preserve"> automatic restart of a stopped piece from its start snapshot (at most 3 times, each logged, reproducing every step already made) and start snapshots kept with the batch results (</w:t>
+      </w:r>
+      <w:r>
+        <w:rPr>
+          <w:rStyle w:val="VerbatimChar"/>
+        </w:rPr>
+        <w:t xml:space="preserve">snapshot_&lt;piece&gt;.json</w:t>
+      </w:r>
+      <w:r>
+        <w:t xml:space="preserve">), commit </w:t>
+      </w:r>
+      <w:r>
+        <w:rPr>
+          <w:rStyle w:val="VerbatimChar"/>
+        </w:rPr>
+        <w:t xml:space="preserve">f03a9920</w:t>
+      </w:r>
+      <w:r>
+        <w:t xml:space="preserve">.</w:t>
       </w:r>
     </w:p>
     <w:p>
